--- a/NRCS/Requirements/AI_Instructions.docx
+++ b/NRCS/Requirements/AI_Instructions.docx
@@ -257,6 +257,22 @@
           <w:color w:val="121212"/>
         </w:rPr>
       </w:pPr>
+      <w:proofErr w:type="spellStart"/>
+      <w:r>
+        <w:rPr>
+          <w:rFonts w:ascii="Segoe UI" w:hAnsi="Segoe UI" w:cs="Segoe UI"/>
+          <w:color w:val="121212"/>
+        </w:rPr>
+        <w:t>Chalapathi</w:t>
+      </w:r>
+      <w:proofErr w:type="spellEnd"/>
+      <w:r>
+        <w:rPr>
+          <w:rFonts w:ascii="Segoe UI" w:hAnsi="Segoe UI" w:cs="Segoe UI"/>
+          <w:color w:val="121212"/>
+        </w:rPr>
+        <w:t xml:space="preserve"> </w:t>
+      </w:r>
       <w:r>
         <w:rPr>
           <w:rFonts w:ascii="Segoe UI" w:hAnsi="Segoe UI" w:cs="Segoe UI"/>
@@ -544,14 +560,14 @@
           <w:rFonts w:ascii="Segoe UI" w:hAnsi="Segoe UI" w:cs="Segoe UI"/>
           <w:color w:val="121212"/>
         </w:rPr>
-        <w:t xml:space="preserve">Ensure to allot leisure </w:t>
-      </w:r>
-      <w:r>
-        <w:rPr>
-          <w:rFonts w:ascii="Segoe UI" w:hAnsi="Segoe UI" w:cs="Segoe UI"/>
-          <w:color w:val="121212"/>
-        </w:rPr>
-        <w:t xml:space="preserve">time for teachers </w:t>
+        <w:t>Ensure to allot leisure</w:t>
+      </w:r>
+      <w:r>
+        <w:rPr>
+          <w:rFonts w:ascii="Segoe UI" w:hAnsi="Segoe UI" w:cs="Segoe UI"/>
+          <w:color w:val="121212"/>
+        </w:rPr>
+        <w:t xml:space="preserve"> for teachers </w:t>
       </w:r>
       <w:r>
         <w:rPr>
@@ -587,15 +603,7 @@
           <w:rFonts w:ascii="Segoe UI" w:hAnsi="Segoe UI" w:cs="Segoe UI"/>
           <w:color w:val="121212"/>
         </w:rPr>
-        <w:t>Make sure to allot 1</w:t>
-      </w:r>
-      <w:r>
-        <w:rPr>
-          <w:rFonts w:ascii="Segoe UI" w:hAnsi="Segoe UI" w:cs="Segoe UI"/>
-          <w:color w:val="121212"/>
-          <w:vertAlign w:val="superscript"/>
-        </w:rPr>
-        <w:t>st</w:t>
+        <w:t>Make sure to allot</w:t>
       </w:r>
       <w:r>
         <w:rPr>
@@ -609,22 +617,28 @@
           <w:rFonts w:ascii="Segoe UI" w:hAnsi="Segoe UI" w:cs="Segoe UI"/>
           <w:color w:val="121212"/>
         </w:rPr>
-        <w:t>&amp; 5</w:t>
-      </w:r>
-      <w:r>
-        <w:rPr>
-          <w:rFonts w:ascii="Segoe UI" w:hAnsi="Segoe UI" w:cs="Segoe UI"/>
-          <w:color w:val="121212"/>
-          <w:vertAlign w:val="superscript"/>
-        </w:rPr>
-        <w:t>th</w:t>
-      </w:r>
-      <w:r>
-        <w:rPr>
-          <w:rFonts w:ascii="Segoe UI" w:hAnsi="Segoe UI" w:cs="Segoe UI"/>
-          <w:color w:val="121212"/>
-        </w:rPr>
-        <w:t xml:space="preserve"> period leisure to Gowtham.</w:t>
+        <w:t>P</w:t>
+      </w:r>
+      <w:r>
+        <w:rPr>
+          <w:rFonts w:ascii="Segoe UI" w:hAnsi="Segoe UI" w:cs="Segoe UI"/>
+          <w:color w:val="121212"/>
+        </w:rPr>
+        <w:t xml:space="preserve">eriod </w:t>
+      </w:r>
+      <w:r>
+        <w:rPr>
+          <w:rFonts w:ascii="Segoe UI" w:hAnsi="Segoe UI" w:cs="Segoe UI"/>
+          <w:color w:val="121212"/>
+        </w:rPr>
+        <w:t xml:space="preserve">1 &amp; 4 </w:t>
+      </w:r>
+      <w:r>
+        <w:rPr>
+          <w:rFonts w:ascii="Segoe UI" w:hAnsi="Segoe UI" w:cs="Segoe UI"/>
+          <w:color w:val="121212"/>
+        </w:rPr>
+        <w:t>leisure to Gowtham.</w:t>
       </w:r>
     </w:p>
     <w:p>
